--- a/Planungsdokumente/P1_G2_Themen-Planungsdokument_Luca_Kiril.docx
+++ b/Planungsdokumente/P1_G2_Themen-Planungsdokument_Luca_Kiril.docx
@@ -1093,25 +1093,41 @@
           <w:tcPr>
             <w:tcW w:w="0" w:type="auto"/>
           </w:tcPr>
-          <w:p/>
-        </w:tc>
-        <w:tc>
-          <w:tcPr>
-            <w:tcW w:w="0" w:type="auto"/>
-          </w:tcPr>
-          <w:p/>
-        </w:tc>
-        <w:tc>
-          <w:tcPr>
-            <w:tcW w:w="0" w:type="auto"/>
-          </w:tcPr>
-          <w:p/>
-        </w:tc>
-        <w:tc>
-          <w:tcPr>
-            <w:tcW w:w="0" w:type="auto"/>
-          </w:tcPr>
-          <w:p/>
+          <w:p>
+            <w:r>
+              <w:t>17.09.2026</w:t>
+            </w:r>
+          </w:p>
+        </w:tc>
+        <w:tc>
+          <w:tcPr>
+            <w:tcW w:w="0" w:type="auto"/>
+          </w:tcPr>
+          <w:p>
+            <w:r>
+              <w:t>Arbeitsblatt G2 gemeinsam durchgelesen und den Kerninhalt zu Methoden, Konstruktoren und Kapselung besprochen. Projekt angelegt und ins Repository eingebunden.</w:t>
+            </w:r>
+          </w:p>
+        </w:tc>
+        <w:tc>
+          <w:tcPr>
+            <w:tcW w:w="0" w:type="auto"/>
+          </w:tcPr>
+          <w:p>
+            <w:r>
+              <w:t>Kapselung ist kein neues Werkzeug, sondern der Name für das, was wir in G1 schon mit privaten Feldern und geprüften Settern gebaut haben.</w:t>
+            </w:r>
+          </w:p>
+        </w:tc>
+        <w:tc>
+          <w:tcPr>
+            <w:tcW w:w="0" w:type="auto"/>
+          </w:tcPr>
+          <w:p>
+            <w:r>
+              <w:t>Das Beispiel mit Lücken aus Lernpfad B ergänzen.</w:t>
+            </w:r>
+          </w:p>
         </w:tc>
       </w:tr>
       <w:tr>
@@ -1119,25 +1135,41 @@
           <w:tcPr>
             <w:tcW w:w="0" w:type="auto"/>
           </w:tcPr>
-          <w:p/>
-        </w:tc>
-        <w:tc>
-          <w:tcPr>
-            <w:tcW w:w="0" w:type="auto"/>
-          </w:tcPr>
-          <w:p/>
-        </w:tc>
-        <w:tc>
-          <w:tcPr>
-            <w:tcW w:w="0" w:type="auto"/>
-          </w:tcPr>
-          <w:p/>
-        </w:tc>
-        <w:tc>
-          <w:tcPr>
-            <w:tcW w:w="0" w:type="auto"/>
-          </w:tcPr>
-          <w:p/>
+          <w:p>
+            <w:r>
+              <w:t>17.09.2026</w:t>
+            </w:r>
+          </w:p>
+        </w:tc>
+        <w:tc>
+          <w:tcPr>
+            <w:tcW w:w="0" w:type="auto"/>
+          </w:tcPr>
+          <w:p>
+            <w:r>
+              <w:t>Die Lücken im Einstiegsbeispiel selbst ergänzt, also Rückgabetyp der Methode und die Zuweisungen im Konstruktor, danach mit dem Kerninhalt verglichen.</w:t>
+            </w:r>
+          </w:p>
+        </w:tc>
+        <w:tc>
+          <w:tcPr>
+            <w:tcW w:w="0" w:type="auto"/>
+          </w:tcPr>
+          <w:p>
+            <w:r>
+              <w:t>Dass ein Konstruktor gar keinen Rückgabetyp hat, auch kein void, war zuerst verwirrend.</w:t>
+            </w:r>
+          </w:p>
+        </w:tc>
+        <w:tc>
+          <w:tcPr>
+            <w:tcW w:w="0" w:type="auto"/>
+          </w:tcPr>
+          <w:p>
+            <w:r>
+              <w:t>Das Fallbeispiel Fahrschule aus G1 um Methoden erweitern.</w:t>
+            </w:r>
+          </w:p>
         </w:tc>
       </w:tr>
       <w:tr>
@@ -1145,25 +1177,41 @@
           <w:tcPr>
             <w:tcW w:w="0" w:type="auto"/>
           </w:tcPr>
-          <w:p/>
-        </w:tc>
-        <w:tc>
-          <w:tcPr>
-            <w:tcW w:w="0" w:type="auto"/>
-          </w:tcPr>
-          <w:p/>
-        </w:tc>
-        <w:tc>
-          <w:tcPr>
-            <w:tcW w:w="0" w:type="auto"/>
-          </w:tcPr>
-          <w:p/>
-        </w:tc>
-        <w:tc>
-          <w:tcPr>
-            <w:tcW w:w="0" w:type="auto"/>
-          </w:tcPr>
-          <w:p/>
+          <w:p>
+            <w:r>
+              <w:t>17.09.2026</w:t>
+            </w:r>
+          </w:p>
+        </w:tc>
+        <w:tc>
+          <w:tcPr>
+            <w:tcW w:w="0" w:type="auto"/>
+          </w:tcPr>
+          <w:p>
+            <w:r>
+              <w:t>Die Fahrschule um Methoden erweitert, darunter eine mit Parameter und Rückgabewert. Luca hat getippt, Kiril hat erklärt und gegengelesen.</w:t>
+            </w:r>
+          </w:p>
+        </w:tc>
+        <w:tc>
+          <w:tcPr>
+            <w:tcW w:w="0" w:type="auto"/>
+          </w:tcPr>
+          <w:p>
+            <w:r>
+              <w:t>Eine Methode wie das Durchführen einer Fahrstunde verändert gleich zwei Objekte. Verhalten gehört dorthin, wo die Daten liegen.</w:t>
+            </w:r>
+          </w:p>
+        </w:tc>
+        <w:tc>
+          <w:tcPr>
+            <w:tcW w:w="0" w:type="auto"/>
+          </w:tcPr>
+          <w:p>
+            <w:r>
+              <w:t>Konstruktoren mit Überladung ergänzen.</w:t>
+            </w:r>
+          </w:p>
         </w:tc>
       </w:tr>
       <w:tr>
@@ -1171,25 +1219,41 @@
           <w:tcPr>
             <w:tcW w:w="0" w:type="auto"/>
           </w:tcPr>
-          <w:p/>
-        </w:tc>
-        <w:tc>
-          <w:tcPr>
-            <w:tcW w:w="0" w:type="auto"/>
-          </w:tcPr>
-          <w:p/>
-        </w:tc>
-        <w:tc>
-          <w:tcPr>
-            <w:tcW w:w="0" w:type="auto"/>
-          </w:tcPr>
-          <w:p/>
-        </w:tc>
-        <w:tc>
-          <w:tcPr>
-            <w:tcW w:w="0" w:type="auto"/>
-          </w:tcPr>
-          <w:p/>
+          <w:p>
+            <w:r>
+              <w:t>24.09.2026</w:t>
+            </w:r>
+          </w:p>
+        </w:tc>
+        <w:tc>
+          <w:tcPr>
+            <w:tcW w:w="0" w:type="auto"/>
+          </w:tcPr>
+          <w:p>
+            <w:r>
+              <w:t>Je zwei Konstruktoren pro Klasse ergänzt und Objekte über beide Varianten erzeugt.</w:t>
+            </w:r>
+          </w:p>
+        </w:tc>
+        <w:tc>
+          <w:tcPr>
+            <w:tcW w:w="0" w:type="auto"/>
+          </w:tcPr>
+          <w:p>
+            <w:r>
+              <w:t>Sobald eine Klasse einen eigenen Konstruktor hat, gibt es kein parameterloses new mehr. Das gab zuerst Compilerfehler, bis wir den kurzen Konstruktor mit this aufgerufen haben.</w:t>
+            </w:r>
+          </w:p>
+        </w:tc>
+        <w:tc>
+          <w:tcPr>
+            <w:tcW w:w="0" w:type="auto"/>
+          </w:tcPr>
+          <w:p>
+            <w:r>
+              <w:t>Klasse Konto mit Transaktionen bauen.</w:t>
+            </w:r>
+          </w:p>
         </w:tc>
       </w:tr>
       <w:tr>
@@ -1197,25 +1261,125 @@
           <w:tcPr>
             <w:tcW w:w="0" w:type="auto"/>
           </w:tcPr>
-          <w:p/>
-        </w:tc>
-        <w:tc>
-          <w:tcPr>
-            <w:tcW w:w="0" w:type="auto"/>
-          </w:tcPr>
-          <w:p/>
-        </w:tc>
-        <w:tc>
-          <w:tcPr>
-            <w:tcW w:w="0" w:type="auto"/>
-          </w:tcPr>
-          <w:p/>
-        </w:tc>
-        <w:tc>
-          <w:tcPr>
-            <w:tcW w:w="0" w:type="auto"/>
-          </w:tcPr>
-          <w:p/>
+          <w:p>
+            <w:r>
+              <w:t>24.09.2026</w:t>
+            </w:r>
+          </w:p>
+        </w:tc>
+        <w:tc>
+          <w:tcPr>
+            <w:tcW w:w="0" w:type="auto"/>
+          </w:tcPr>
+          <w:p>
+            <w:r>
+              <w:t>Konto mit privater Transaktionsliste gebaut, die Liste im Konstruktor initialisiert, Einzahlen und Abheben legen automatisch eine Transaktion an. Mit gültigen und ungültigen Beträgen getestet und das Muster auf Tier und Fütterungen übertragen.</w:t>
+            </w:r>
+          </w:p>
+        </w:tc>
+        <w:tc>
+          <w:tcPr>
+            <w:tcW w:w="0" w:type="auto"/>
+          </w:tcPr>
+          <w:p>
+            <w:r>
+              <w:t>Der Auszug muss als Kopie nach aussen gehen. Sonst kann ihn jeder von aussen leeren, obwohl die Liste privat ist.</w:t>
+            </w:r>
+          </w:p>
+        </w:tc>
+        <w:tc>
+          <w:tcPr>
+            <w:tcW w:w="0" w:type="auto"/>
+          </w:tcPr>
+          <w:p>
+            <w:r>
+              <w:t>Eine Klasse des Fallbeispiels konsequent kapseln.</w:t>
+            </w:r>
+          </w:p>
+        </w:tc>
+      </w:tr>
+      <w:tr>
+        <w:tc>
+          <w:tcPr>
+            <w:tcW w:w="0" w:type="auto"/>
+          </w:tcPr>
+          <w:p>
+            <w:r>
+              <w:t>24.09.2026</w:t>
+            </w:r>
+          </w:p>
+        </w:tc>
+        <w:tc>
+          <w:tcPr>
+            <w:tcW w:w="0" w:type="auto"/>
+          </w:tcPr>
+          <w:p>
+            <w:r>
+              <w:t>Das Fahrzeug konsequent gekapselt, mit privatem Kilometerstand, Prüfung der gefahrenen Strecke und einem Zeitstempel als Folgeaktion. Danach den Code von KI gegenchecken lassen.</w:t>
+            </w:r>
+          </w:p>
+        </w:tc>
+        <w:tc>
+          <w:tcPr>
+            <w:tcW w:w="0" w:type="auto"/>
+          </w:tcPr>
+          <w:p>
+            <w:r>
+              <w:t>Der Kilometerstand kann jetzt nur noch wachsen. Ein öffentliches Feld hätte jeden Wert akzeptiert, auch einen kleineren als vorher.</w:t>
+            </w:r>
+          </w:p>
+        </w:tc>
+        <w:tc>
+          <w:tcPr>
+            <w:tcW w:w="0" w:type="auto"/>
+          </w:tcPr>
+          <w:p>
+            <w:r>
+              <w:t>Challenge-Aufgaben angehen.</w:t>
+            </w:r>
+          </w:p>
+        </w:tc>
+      </w:tr>
+      <w:tr>
+        <w:tc>
+          <w:tcPr>
+            <w:tcW w:w="0" w:type="auto"/>
+          </w:tcPr>
+          <w:p>
+            <w:r>
+              <w:t>24.09.2026</w:t>
+            </w:r>
+          </w:p>
+        </w:tc>
+        <w:tc>
+          <w:tcPr>
+            <w:tcW w:w="0" w:type="auto"/>
+          </w:tcPr>
+          <w:p>
+            <w:r>
+              <w:t>Challenge gelöst, also statische Methoden in einer Hilfsklasse und die Parameterübergabe mit Werttyp gegen Referenztyp, dazu den Begriff Seiteneffekt nachgelesen.</w:t>
+            </w:r>
+          </w:p>
+        </w:tc>
+        <w:tc>
+          <w:tcPr>
+            <w:tcW w:w="0" w:type="auto"/>
+          </w:tcPr>
+          <w:p>
+            <w:r>
+              <w:t>Eine Methode, die ein übergebenes Objekt verändert und nichts zurückgibt, sieht am Aufruf harmlos aus. Genau das macht Seiteneffekte gefährlich.</w:t>
+            </w:r>
+          </w:p>
+        </w:tc>
+        <w:tc>
+          <w:tcPr>
+            <w:tcW w:w="0" w:type="auto"/>
+          </w:tcPr>
+          <w:p>
+            <w:r>
+              <w:t>P3 ausfüllen und Abgabe prüfen.</w:t>
+            </w:r>
+          </w:p>
         </w:tc>
       </w:tr>
     </w:tbl>
@@ -1463,15 +1627,19 @@
           </w:tcPr>
           <w:p>
             <w:r>
-              <w:t>⬜ ja ⬜ teilw. ⬜ nein</w:t>
-            </w:r>
-          </w:p>
-        </w:tc>
-        <w:tc>
-          <w:tcPr>
-            <w:tcW w:w="0" w:type="auto"/>
-          </w:tcPr>
-          <w:p/>
+              <w:t>☒ ja ⬜ teilw. ⬜ nein</w:t>
+            </w:r>
+          </w:p>
+        </w:tc>
+        <w:tc>
+          <w:tcPr>
+            <w:tcW w:w="0" w:type="auto"/>
+          </w:tcPr>
+          <w:p>
+            <w:r>
+              <w:t>Ordner Fallbeispiel_Fahrschule. SucheSchueler nimmt einen Namen entgegen und gibt ein Objekt zurück, BerechneHonorar rechnet aus der Dauer den Betrag, Durchfuehren hat keinen Rückgabewert und verändert Kilometerstand und Stundenkonto.</w:t>
+            </w:r>
+          </w:p>
         </w:tc>
       </w:tr>
       <w:tr>
@@ -1492,15 +1660,19 @@
           </w:tcPr>
           <w:p>
             <w:r>
-              <w:t>⬜ ja ⬜ teilw. ⬜ nein</w:t>
-            </w:r>
-          </w:p>
-        </w:tc>
-        <w:tc>
-          <w:tcPr>
-            <w:tcW w:w="0" w:type="auto"/>
-          </w:tcPr>
-          <w:p/>
+              <w:t>☒ ja ⬜ teilw. ⬜ nein</w:t>
+            </w:r>
+          </w:p>
+        </w:tc>
+        <w:tc>
+          <w:tcPr>
+            <w:tcW w:w="0" w:type="auto"/>
+          </w:tcPr>
+          <w:p>
+            <w:r>
+              <w:t>Fahrschueler, Fahrlehrer, Fahrzeug und Fahrschule haben je zwei Konstruktoren. Der lange ruft den kurzen mit this auf. Menüpunkt 2 erzeugt von jeder Klasse ein Objekt über beide Varianten.</w:t>
+            </w:r>
+          </w:p>
         </w:tc>
       </w:tr>
       <w:tr>
@@ -1520,15 +1692,19 @@
           </w:tcPr>
           <w:p>
             <w:r>
-              <w:t>⬜ ja ⬜ teilw. ⬜ nein</w:t>
-            </w:r>
-          </w:p>
-        </w:tc>
-        <w:tc>
-          <w:tcPr>
-            <w:tcW w:w="0" w:type="auto"/>
-          </w:tcPr>
-          <w:p/>
+              <w:t>☒ ja ⬜ teilw. ⬜ nein</w:t>
+            </w:r>
+          </w:p>
+        </w:tc>
+        <w:tc>
+          <w:tcPr>
+            <w:tcW w:w="0" w:type="auto"/>
+          </w:tcPr>
+          <w:p>
+            <w:r>
+              <w:t>Klasse Bankkonto mit privatem Saldo und privater Transaktionsliste. Menüpunkt 4 zeigt, dass Beträge von null, negative Beträge und ein zu hoher Bezug abgewiesen werden und der Saldo dabei unverändert bleibt. Im Fallbeispiel ist das Fahrzeug ebenso gekapselt.</w:t>
+            </w:r>
+          </w:p>
         </w:tc>
       </w:tr>
     </w:tbl>
@@ -1547,16 +1723,52 @@
         <w:pStyle w:val="SourceCode0"/>
       </w:pPr>
       <w:r>
+        <w:rPr>
+          <w:b/>
+        </w:rPr>
         <w:t>Was war schwierig, und wie habe ich die Hürde gelöst?</w:t>
+      </w:r>
+      <w:r>
         <w:br/>
+      </w:r>
+      <w:r>
+        <w:t>Am Konstruktor hat uns zuerst irritiert, dass er keinen Rückgabetyp hat, auch kein void. Richtig unangenehm wurde es, als nach dem ersten eigenen Konstruktor das parameterlose new nicht mehr ging und überall Compilerfehler auftauchten. Gelöst haben wir es, indem der lange Konstruktor den kurzen mit this aufruft, sodass die gemeinsamen Zuweisungen nur an einer Stelle stehen. Die zweite Hürde war unscheinbarer: Unsere Transaktionsliste war privat, trotzdem konnte man sie von aussen leeren, weil die Methode sie direkt herausgegeben hat. Erst als wir eine Kopie zurückgeben, ist die Kapselung wirklich dicht.</w:t>
+      </w:r>
+      <w:r>
         <w:br/>
+      </w:r>
+      <w:r>
         <w:br/>
+      </w:r>
+      <w:r>
+        <w:rPr>
+          <w:b/>
+        </w:rPr>
         <w:t>Was nehme ich ins nächste Thema mit?</w:t>
+      </w:r>
+      <w:r>
         <w:br/>
+      </w:r>
+      <w:r>
+        <w:t>Felder gehören grundsätzlich nach privat, und der Zugriff läuft über eine geprüfte Schnittstelle. Eine Sammlung geben wir nie direkt nach aussen, sondern als Kopie. Und Verhalten gehört in die Klasse, zu den Daten, auf die es zugreift, statt ins Hauptprogramm. Damit wird aus der Datenablage aus G1 eine Klasse, die ihre eigene Konsistenz schützt.</w:t>
+      </w:r>
+      <w:r>
         <w:br/>
+      </w:r>
+      <w:r>
         <w:br/>
+      </w:r>
+      <w:r>
+        <w:rPr>
+          <w:b/>
+        </w:rPr>
         <w:t>Wo hat mir KI geholfen - und wo hat sie mich in die Irre geführt?</w:t>
+      </w:r>
+      <w:r>
         <w:br/>
+      </w:r>
+      <w:r>
+        <w:t>Wir haben KI in diesem Thema deutlich stärker eingesetzt als in G1, sowohl zum Erklären als auch beim Schreiben des Codes. Geholfen hat sie vor allem beim Begriff Kapselung, weil sie ihn an die geprüften Setter aus G1 anknüpfen konnte, und beim Seiteneffekt in der Challenge. Der Haken daran: Code, der auf Anhieb läuft, ist noch nicht verstanden. Wir mussten die Klassen danach Zeile für Zeile durchgehen und uns gegenseitig erklären, bevor wir sagen konnten, dass wir es können. Dazu kommt die Lehre aus G1, dass Angaben zu Werkzeugen und Menüs selbst nachgeprüft werden müssen, weil sie schon einmal schlicht falsch waren.</w:t>
       </w:r>
     </w:p>
     <w:p>
@@ -1604,7 +1816,7 @@
           </w:tcPr>
           <w:p>
             <w:r>
-              <w:t>vorher: ___</w:t>
+              <w:t>vorher: Luca 1, Kiril 3</w:t>
             </w:r>
           </w:p>
         </w:tc>
@@ -1618,7 +1830,7 @@
           </w:tcPr>
           <w:p>
             <w:r>
-              <w:t>nachher: ___</w:t>
+              <w:t>nachher: Luca 4, Kiril 4</w:t>
             </w:r>
           </w:p>
         </w:tc>

--- a/Planungsdokumente/P1_G2_Themen-Planungsdokument_Luca_Kiril.docx
+++ b/Planungsdokumente/P1_G2_Themen-Planungsdokument_Luca_Kiril.docx
@@ -1315,17 +1315,17 @@
           </w:tcPr>
           <w:p>
             <w:r>
-              <w:t>Das Fahrzeug konsequent gekapselt, mit privatem Kilometerstand, Prüfung der gefahrenen Strecke und einem Zeitstempel als Folgeaktion. Danach den Code von KI gegenchecken lassen.</w:t>
-            </w:r>
-          </w:p>
-        </w:tc>
-        <w:tc>
-          <w:tcPr>
-            <w:tcW w:w="0" w:type="auto"/>
-          </w:tcPr>
-          <w:p>
-            <w:r>
-              <w:t>Der Kilometerstand kann jetzt nur noch wachsen. Ein öffentliches Feld hätte jeden Wert akzeptiert, auch einen kleineren als vorher.</w:t>
+              <w:t>Das Fahrzeug konsequent gekapselt, mit privatem Kilometerstand, Prüfung der gefahrenen Strecke und einem Zeitstempel als Folgeaktion. Anschliessend KI zum Gegencheck eingesetzt mit dem Prompt, ob der Zustand der Klasse von aussen in einen ungültigen Kilometerstand gebracht werden kann.</w:t>
+            </w:r>
+          </w:p>
+        </w:tc>
+        <w:tc>
+          <w:tcPr>
+            <w:tcW w:w="0" w:type="auto"/>
+          </w:tcPr>
+          <w:p>
+            <w:r>
+              <w:t>Der Kilometerstand kann jetzt nur noch wachsen. Ein öffentliches Feld hätte jeden Wert akzeptiert, auch einen kleineren als vorher. Die KI hat im Gegencheck keine Lücke gefunden, dafür die Rückgabe der Transaktionsliste als offene Stelle markiert.</w:t>
             </w:r>
           </w:p>
         </w:tc>
@@ -1378,6 +1378,48 @@
           <w:p>
             <w:r>
               <w:t>P3 ausfüllen und Abgabe prüfen.</w:t>
+            </w:r>
+          </w:p>
+        </w:tc>
+      </w:tr>
+      <w:tr>
+        <w:tc>
+          <w:tcPr>
+            <w:tcW w:w="0" w:type="auto"/>
+          </w:tcPr>
+          <w:p>
+            <w:r>
+              <w:t>07.10.2026</w:t>
+            </w:r>
+          </w:p>
+        </w:tc>
+        <w:tc>
+          <w:tcPr>
+            <w:tcW w:w="0" w:type="auto"/>
+          </w:tcPr>
+          <w:p>
+            <w:r>
+              <w:t>Rückmeldung zu G1 erhalten und auf G2 angewendet: jeden Beleg in P3.1 gegen den Wortlaut des Lernziels geprüft und dort ergänzt, wo er das Ziel nur halb abgedeckt hat.</w:t>
+            </w:r>
+          </w:p>
+        </w:tc>
+        <w:tc>
+          <w:tcPr>
+            <w:tcW w:w="0" w:type="auto"/>
+          </w:tcPr>
+          <w:p>
+            <w:r>
+              <w:t>Bei G1 verwies ein Beleg auf ein verwandtes, aber anderes Thema. Ein Beleg muss das Ziel vollständig treffen, nicht nur ungefähr dazu passen.</w:t>
+            </w:r>
+          </w:p>
+        </w:tc>
+        <w:tc>
+          <w:tcPr>
+            <w:tcW w:w="0" w:type="auto"/>
+          </w:tcPr>
+          <w:p>
+            <w:r>
+              <w:t>Dokument abgeben.</w:t>
             </w:r>
           </w:p>
         </w:tc>
@@ -1637,7 +1679,7 @@
           </w:tcPr>
           <w:p>
             <w:r>
-              <w:t>Ordner Fallbeispiel_Fahrschule. SucheSchueler nimmt einen Namen entgegen und gibt ein Objekt zurück, BerechneHonorar rechnet aus der Dauer den Betrag, Durchfuehren hat keinen Rückgabewert und verändert Kilometerstand und Stundenkonto.</w:t>
+              <w:t>Ordner Fallbeispiel_Fahrschule. SucheSchueler hat den Zugriffstyp public, den Rückgabetyp Fahrschueler, einen Parameter vom Typ string und gibt das Ergebnis mit return zurück. BerechneHonorar rechnet aus der übergebenen Dauer den Betrag, Durchfuehren hat den Rückgabetyp void und verändert Kilometerstand und Stundenkonto. Menüpunkt 1 ruft alle drei auf und zeigt die Wirkung vorher und nachher.</w:t>
             </w:r>
           </w:p>
         </w:tc>
@@ -1670,7 +1712,7 @@
           </w:tcPr>
           <w:p>
             <w:r>
-              <w:t>Fahrschueler, Fahrlehrer, Fahrzeug und Fahrschule haben je zwei Konstruktoren. Der lange ruft den kurzen mit this auf. Menüpunkt 2 erzeugt von jeder Klasse ein Objekt über beide Varianten.</w:t>
+              <w:t>Fahrschueler, Fahrlehrer, Fahrzeug und Fahrschule haben je zwei Konstruktoren, der lange ruft den kurzen mit this auf. Menüpunkt 2 erzeugt von jeder Klasse ein Objekt über beide Varianten. Gegenüber dem Objekt-Initializer aus G1 erzwingt der Konstruktor die Pflichtwerte schon beim Erzeugen, sodass kein halb gefülltes Objekt entstehen kann und die Prüfungen automatisch mitlaufen.</w:t>
             </w:r>
           </w:p>
         </w:tc>
@@ -1702,7 +1744,7 @@
           </w:tcPr>
           <w:p>
             <w:r>
-              <w:t>Klasse Bankkonto mit privatem Saldo und privater Transaktionsliste. Menüpunkt 4 zeigt, dass Beträge von null, negative Beträge und ein zu hoher Bezug abgewiesen werden und der Saldo dabei unverändert bleibt. Im Fallbeispiel ist das Fahrzeug ebenso gekapselt.</w:t>
+              <w:t>Klasse Bankkonto mit privatem Saldo und privater Transaktionsliste. Menüpunkt 4 zeigt, dass ein Betrag von null, ein negativer Betrag und ein zu hoher Bezug abgewiesen werden und der Saldo dabei unverändert bleibt. Menüpunkt 5 benennt das Geheimnis der Klasse Fahrzeug in Worten: der Kilometerstand kann über KilometerFahren nur wachsen, während ein öffentliches Feld jeden Wert angenommen hätte.</w:t>
             </w:r>
           </w:p>
         </w:tc>
@@ -1830,7 +1872,7 @@
           </w:tcPr>
           <w:p>
             <w:r>
-              <w:t>nachher: Luca 4, Kiril 4</w:t>
+              <w:t>nachher: Luca 3, Kiril 4</w:t>
             </w:r>
           </w:p>
         </w:tc>
